--- a/docs/PLAN.docx
+++ b/docs/PLAN.docx
@@ -21,7 +21,7 @@
           <w:sz w:val="18"/>
           <w:szCs w:val="18"/>
         </w:rPr>
-        <w:t xml:space="preserve">Owner: Sharia Alam · Built with Claude Code · July 2026 · Repo: nhs-winter-pressure (GitHub: sharia143)</w:t>
+        <w:t xml:space="preserve">Owner: Sharia Alam · Built with Claude Code · July 2026 · Repo: nhs-winter-pressure-intelligence (GitHub: sharia143)</w:t>
       </w:r>
     </w:p>
     <w:p>
